--- a/보관본/러시아 인권변호사/Word/5부/5부_2화_크릴로프와의_재계약.docx
+++ b/보관본/러시아 인권변호사/Word/5부/5부_2화_크릴로프와의_재계약.docx
@@ -1739,7 +1739,7 @@
           <w:i w:val="0"/>
           <w:sz w:val="22"/>
         </w:rPr>
-        <w:t>Аналогично, Изольда Тимофеевна. Хотя азарт тоже присутствует — засекреченные данные это совершенно новый уровень сложности.</w:t>
+        <w:t>Аналогично, Изольда Тимофеевна. Хотя азарт тоже присутствует — засекреченные данные — это совершенно новый уровень сложности.</w:t>
       </w:r>
     </w:p>
     <w:p>

--- a/보관본/러시아 인권변호사/Word/5부/5부_2화_크릴로프와의_재계약.docx
+++ b/보관본/러시아 인권변호사/Word/5부/5부_2화_크릴로프와의_재계약.docx
@@ -3347,7 +3347,7 @@
           <w:i w:val="0"/>
           <w:sz w:val="22"/>
         </w:rPr>
-        <w:t xml:space="preserve"> — 희곡의 첫 대사. 크릴로프가 감사 제안을 듣고 사관학교 시절 시장 역을 맡았던 기억과 함께 자조적으로 인용하고(장면 3), 퇴장하며 "진짜 검찰관"이 오는 결말과 '말 없는 장면'을 빗대어 파호모프 사건을 정리한다(장면 9).</w:t>
+        <w:t xml:space="preserve"> — 한국어 해설: 희곡의 첫 대사. 크릴로프가 감사 제안을 듣고 사관학교 시절 시장 역을 맡았던 기억과 함께 자조적으로 인용하고(장면 3), 퇴장하며 "진짜 검찰관"이 오는 결말과 '말 없는 장면'을 빗대어 파호모프 사건을 정리한다(장면 9).</w:t>
       </w:r>
     </w:p>
     <w:p>
